--- a/.deploy/statement-reply-release-20261018-01/after/backend/app/data/contracts/04_კონფიდენციალურობის_პოლიტიკა.docx
+++ b/.deploy/statement-reply-release-20261018-01/after/backend/app/data/contracts/04_კონფიდენციალურობის_პოლიტიკა.docx
@@ -577,7 +577,7 @@
           <w:color w:val="000000"/>
           <w:sz w:val="21"/>
         </w:rPr>
-        <w:t xml:space="preserve"> — ნებისმიერი ფიზიკური ან იურიდიული პირი, გარდა მონაცემთა სუბიექტისა, ინსტიტუტისა, მისი უფლებამოსილი პერსონალისა და პერსონალურ მონაცემთა დაცვის სამსახურისა.</w:t>
+        <w:t xml:space="preserve"> — ნებისმიერი ფიზიკური ან იურიდიული პირი, გარდა მონაცემთა სუბიექტისა, ინსტიტუტისა, მისი უფლებამოსილი პერსონალისა და პერსონალურ მონაცემთა დაცვის უფლებამოსილი საზედამხედველო ორგანოსი (სახელმწიფო აუდიტის სამსახურის / პერსონალურ მონაცემთა დაცვის სამსახურის უფლებამონაცვლისა).</w:t>
       </w:r>
     </w:p>
     <w:p>
@@ -1986,7 +1986,7 @@
           <w:color w:val="000000"/>
           <w:sz w:val="21"/>
         </w:rPr>
-        <w:t xml:space="preserve"> (კანონის მე-5 მუხლის პირველი პუნქტის „ა“ ქვეპუნქტი) — ნებისმიერი დამატებითი/არჩევითი მიზნით მონაცემთა დამუშავებისას, ან სპეციალური საგამოცდო საჭიროების მოთხოვნისას წარმოდგენილი ჯანმრთელობის მონაცემის დამუშავებისას (კანონის მე-6 მუხლის შესაბამისად).</w:t>
+        <w:t xml:space="preserve"> (კანონის მე-5 მუხლის პირველი პუნქტის „ა“ ქვეპუნქტი) — ნებისმიერი დამატებითი/არჩევითი მიზნით მონაცემთა დამუშავებისას, ან სპეციალური საგამოცდო საჭიროების მოთხოვნისას კანდიდატის მიერ ნებაყოფლობით წარმოდგენილი ჯანმრთელობის მონაცემის დამუშავებისას (კანონის მე-6 მუხლის შესაბამისად; ამასთან, სტანდარტული სასერტიფიკაციო მონაცემების დამუშავება ეფუძნება უშუალოდ წინამდებარე პუნქტის „ა“–„გ“ ქვეპუნქტებით განსაზღვრულ საკანონმდებლო და სახელშეკრულებო საფუძვლებს, ხოლო განაცხადის ფორმის მე-4 პუნქტში დაფიქსირებული ელექტრონული დასტური ასახავს განმცხადებლის მიერ წინამდებარე პოლიტიკისა და სერტიფიცირების პირობების გაცნობას, მაშინ როდესაც სპეციალური საგამოცდო საჭიროების მითითებისას ჯანმრთელობის მონაცემის დამუშავებაზე ცალკე თანხმობა მოცემულია უშუალოდ განაცხადის ფორმის მე-3 პუნქტის სპეციალურ ველში — კანონის მე-6 და 32-ე მუხლების შესაბამისად).</w:t>
       </w:r>
     </w:p>
     <w:p>
@@ -2002,7 +2002,7 @@
           <w:color w:val="000000"/>
           <w:sz w:val="21"/>
         </w:rPr>
-        <w:t>წინამდებარე პოლიტიკის მე-4 და მე-6 თავებით განსაზღვრულია დამუშავებულ მონაცემთა კატეგორიები, დამუშავების მიზნები, სამართლებრივი საფუძვლები, შენახვის ვადები, მიმღებები/წვდომა და უსაფრთხოების ზომები „პერსონალურ მონაცემთა დაცვის შესახებ“ საქართველოს კანონის 28-ე მუხლის შესაბამისად, რაც პერსონალურ მონაცემთა დაცვის სამსახურის მოთხოვნის შემთხვევაში წარედგინება კანონმდებლობით დადგენილი წესითა და ვადებში.</w:t>
+        <w:t>წინამდებარე პოლიტიკის მე-4 და მე-6 თავებით განსაზღვრულია დამუშავებულ მონაცემთა კატეგორიები, დამუშავების მიზნები, სამართლებრივი საფუძვლები, შენახვის ვადები, მიმღებები/წვდომა და უსაფრთხოების ზომები „პერსონალურ მონაცემთა დაცვის შესახებ“ საქართველოს კანონის 28-ე მუხლის შესაბამისად, რაც მონაცემთა დაცვის უფლებამოსილი საზედამხედველო ორგანოს — სახელმწიფო აუდიტის სამსახურის (პერსონალურ მონაცემთა დაცვის სამსახურის უფლებამონაცვლის) მოთხოვნის შემთხვევაში წარედგინება კანონმდებლობით დადგენილი წესითა და ვადებში.</w:t>
       </w:r>
     </w:p>
     <w:p>
@@ -2167,7 +2167,7 @@
           <w:color w:val="000000"/>
           <w:sz w:val="21"/>
         </w:rPr>
-        <w:t xml:space="preserve"> — თუ საგამოცდო ზედამხედველის მიერ შედგენილ ოქმში დაფიქსირდა დარღვევა ან საეჭვო გარემოება, მოხდა ტექნიკური ხარვეზი, შემოვიდა საჩივარი/აპელაცია, ან შერჩევითად შიდა აუდიტის / აკრედიტაციის შეფასების ფარგლებში, შესაბამისი უფლებამოსილი პირის (აპელაციის განმხილველის, შიდა აუდიტორის, აკრედიტაციის შემფასებლის) მიერ, ცალკე ასლის ჩამოტვირთვისა და გავრცელების გარეშე (გარდა კანონმდებლობით პირდაპირ გათვალისწინებული შემთხვევისა — §6.4 „ბ“). აღირიცხება ჩანაწერის უფლებამოსილი მესამე პირისთვის გადაცემა/გაცემა.</w:t>
+        <w:t xml:space="preserve"> — თუ საგამოცდო ზედამხედველის მიერ შედგენილ ოქმში დაფიქსირდა დარღვევა ან საეჭვო გარემოება, მოხდა ტექნიკური ხარვეზი, შემოვიდა საჩივარი/აპელაცია, ან შერჩევითად შიდა აუდიტის / აკრედიტაციის შეფასების ფარგლებში, შესაბამისი უფლებამოსილი პირის (აპელაციის განმხილველის, შიდა აუდიტორის, აკრედიტაციის შემფასებლის) მიერ, ცალკე ასლის ჩამოტვირთვისა და გავრცელების გარეშე (გარდა კანონმდებლობით პირდაპირ გათვალისწინებული შემთხვევისა — §6.4 „ბ“). „პერსონალურ მონაცემთა დაცვის შესახებ“ საქართველოს კანონის მე-10 მუხლის მე-5 პუნქტის შესაბამისად, აღირიცხება ჩანაწერებზე წვდომის/დათვალიერების ყველა შემთხვევა (დრო, პირი და საფუძველი — აისახება ინციდენტის/დარღვევის ოქმში, აუდიტის/აპელაციის ჩანაწერში ან არქივის აღრიცხვის ჟურნალში) და ჩანაწერის უფლებამოსილი მესამე პირისთვის გადაცემა/გაცემა.</w:t>
       </w:r>
     </w:p>
     <w:p>
@@ -2655,7 +2655,7 @@
           <w:color w:val="000000"/>
           <w:sz w:val="21"/>
         </w:rPr>
-        <w:t>ბ) გამოცდაზე დაშვების განაცხადისა და საგამოცდო ხელშეკრულების ხელმოწერისას კანდიდატს წინასწარ წერილობით მიეწოდება სრული ინფორმაცია საგამოცდო ვიდეო, აუდიო და ეკრანის ჩაწერის მიზნის, დამუშავებისთვის პასუხისმგებელი პირის, სამართლებრივი საფუძვლის, ჩანაწერების შენახვის ადგილისა და 1-წლიანი ვადის, აგრეთვე მონაცემთა სუბიექტის კანონიერი უფლებებისა და გასაჩივრების წესის შესახებ.</w:t>
+        <w:t>ბ) გამოცდაზე დაშვების განაცხადისა და საგამოცდო და სასერტიფიკაციო ხელშეკრულების ხელმოწერისას კანდიდატს წინასწარ წერილობით მიეწოდება სრული ინფორმაცია საგამოცდო ვიდეო, აუდიო და ეკრანის ჩაწერის მიზნის, დამუშავებისთვის პასუხისმგებელი პირის, სამართლებრივი საფუძვლის, ჩანაწერების შენახვის ადგილისა და 1-წლიანი ვადის, აგრეთვე მონაცემთა სუბიექტის კანონიერი უფლებებისა და გასაჩივრების წესის შესახებ.</w:t>
       </w:r>
     </w:p>
     <w:p>
@@ -3138,7 +3138,7 @@
           <w:color w:val="000000"/>
           <w:sz w:val="21"/>
         </w:rPr>
-        <w:t>ვ) უფლებების დარღვევის შემთხვევაში მიმართოს პერსონალურ მონაცემთა დაცვის სამსახურს ან სასამართლოს.</w:t>
+        <w:t>ვ) უფლებების დარღვევის შემთხვევაში მიმართოს მონაცემთა დაცვის უფლებამოსილ საზედამხედველო ორგანოს — სახელმწიფო აუდიტის სამსახურს (პერსონალურ მონაცემთა დაცვის სამსახურის უფლებამონაცვლეს) ან სასამართლოს.</w:t>
       </w:r>
     </w:p>
     <w:p>
@@ -3247,7 +3247,7 @@
           <w:color w:val="000000"/>
           <w:sz w:val="21"/>
         </w:rPr>
-        <w:t xml:space="preserve"> (განსაკუთრებულ შემთხვევაში ინფორმაციის/ასლის გაცემის ვადა შეიძლება გაგრძელდეს არაუმეტეს 10 სამუშაო დღით, განმცხადებლის წინასწარი ინფორმირებით). მოთხოვნის დაკმაყოფილებაზე უარის შემთხვევაში წერილობით პასუხში მიეთითება უარის საფუძველი და პერსონალურ მონაცემთა დაცვის სამსახურში ან სასამართლოში გასაჩივრების წესი (კანონის მე-15 მუხლის მე-2 პუნქტი და მე-16 მუხლის მე-2 პუნქტი), ხოლო მონაცემთა გასწორების, განახლების, დამუშავების შეწყვეტის ან წაშლის შემთხვევაში ინსტიტუტი იმავე ვადაში ატყობინებს ყველა იმ მიმღებს, რომელსაც აღნიშნული მონაცემები მანამდე გადაეცა (გარდა კანონით გათვალისწინებული გამონაკლისისა — კანონის მე-15 მუხლის მე-6 პუნქტი და მე-16 მუხლის მე-7 პუნქტი);</w:t>
+        <w:t xml:space="preserve"> (განსაკუთრებულ შემთხვევაში ინფორმაციის/ასლის გაცემის ვადა შეიძლება გაგრძელდეს არაუმეტეს 10 სამუშაო დღით, განმცხადებლის წინასწარი ინფორმირებით). მოთხოვნის დაკმაყოფილებაზე უარის შემთხვევაში წერილობით პასუხში მიეთითება უარის საფუძველი და მონაცემთა დაცვის უფლებამოსილ საზედამხედველო ორგანოში (სახელმწიფო აუდიტის სამსახურში) ან სასამართლოში გასაჩივრების წესი (კანონის მე-15 მუხლის მე-2 პუნქტი და მე-16 მუხლის მე-2 პუნქტი), ხოლო მონაცემთა გასწორების, განახლების, დამუშავების შეწყვეტის ან წაშლის შემთხვევაში ინსტიტუტი იმავე ვადაში ატყობინებს ყველა იმ მიმღებს, რომელსაც აღნიშნული მონაცემები მანამდე გადაეცა (გარდა კანონით გათვალისწინებული გამონაკლისისა — კანონის მე-15 მუხლის მე-6 პუნქტი და მე-16 მუხლის მე-7 პუნქტი);</w:t>
       </w:r>
     </w:p>
     <w:p>
@@ -3591,7 +3591,7 @@
           <w:color w:val="000000"/>
           <w:sz w:val="21"/>
         </w:rPr>
-        <w:t>) განთავსებულ საჯარო რეესტრში, საქართველოს მთავრობის №134 დადგენილებით დამტკიცებული წესის მე-2 მუხლის მე-5 და მე-6 პუნქტებისა და სსტ ისო/იეკ 17024:2012/2014-ის §7.2.1-ის შესაბამისად, საჯაროდ ქვეყნდება გაცემული სერტიფიკატი (ჩამოტვირთვის ფუნქციით) და შემდეგი მონაცემები:</w:t>
+        <w:t>) განთავსებულ საჯარო რეესტრში, საქართველოს მთავრობის №134 დადგენილებით დამტკიცებული წესის მე-2 მუხლის მე-5 და მე-6 პუნქტების, სსტ ისო/იეკ 17024:2012/2014-ის §7.2.1-ისა და ერთიანი ხელშეკრულების („პერსონალურ მონაცემთა დაცვის შესახებ“ საქართველოს კანონის მე-5 მუხლის 1-ლი პუნქტის „ა“, „ბ“ და „დ“ ქვეპუნქტები) შესაბამისად, საჯაროდ ქვეყნდება გაცემული სერტიფიკატი (ჩამოტვირთვის ფუნქციით) და შემდეგი მონაცემები:</w:t>
       </w:r>
     </w:p>
     <w:p>
@@ -3607,7 +3607,7 @@
           <w:color w:val="000000"/>
           <w:sz w:val="21"/>
         </w:rPr>
-        <w:t>ა) სერტიფიცირებული პირის სახელი, გვარი, პირადი ნომერი (სერტიფიკატზე), ელფოსტა და რეგისტრაციის დრო;</w:t>
+        <w:t>ა) სერტიფიცირებული პირის სახელი, გვარი, პირადი ნომერი (სერტიფიკატზე), აგრეთვე მონაცემთა სუბიექტთან დადებული ხელშეკრულებისა და მისი თანხმობის საფუძველზე — ელფოსტა (დამკვეთებისა და ადმინისტრაციული ორგანოების მიერ სერტიფიცირებულ სპეციალისტთან ოფიციალური პროფესიული კომუნიკაციისა და იდენტიფიცირების მიზნით) და რეგისტრაციის დრო (რეესტრში ჩანაწერის ასახვის ქრონოლოგიური მიკვლევადობის მიზნით);</w:t>
       </w:r>
     </w:p>
     <w:p>
@@ -4018,7 +4018,7 @@
           <w:color w:val="000000"/>
           <w:sz w:val="21"/>
         </w:rPr>
-        <w:t>პერსონალურ მონაცემთა დაცვის სამსახურისთვის</w:t>
+        <w:t>მონაცემთა დაცვის უფლებამოსილი საზედამხედველო ორგანოსთვის (სახელმწიფო აუდიტის სამსახურისთვის)</w:t>
       </w:r>
       <w:r>
         <w:rPr>
@@ -4750,7 +4750,7 @@
                 <w:color w:val="000000"/>
                 <w:sz w:val="20"/>
               </w:rPr>
-              <w:t>GIPC-CON-004</w:t>
+              <w:t>GIPC-CON-001</w:t>
             </w:r>
           </w:p>
         </w:tc>
@@ -4772,7 +4772,7 @@
                 <w:color w:val="000000"/>
                 <w:sz w:val="20"/>
               </w:rPr>
-              <w:t>საგამოცდო ხელშეკრულება</w:t>
+              <w:t>საგამოცდო და სასერტიფიკაციო ხელშეკრულება</w:t>
             </w:r>
           </w:p>
         </w:tc>
